--- a/Contribution Declaration Form 2025-26- Group 10.docx
+++ b/Contribution Declaration Form 2025-26- Group 10.docx
@@ -744,6 +744,53 @@
                   </a:graphic>
                 </wp:anchor>
               </w:drawing>
+              <w:drawing>
+                <wp:anchor behindDoc="0" distT="0" distB="0" distL="0" distR="0" simplePos="0" locked="0" layoutInCell="0" allowOverlap="1" relativeHeight="3">
+                  <wp:simplePos x="0" y="0"/>
+                  <wp:positionH relativeFrom="column">
+                    <wp:posOffset>770255</wp:posOffset>
+                  </wp:positionH>
+                  <wp:positionV relativeFrom="paragraph">
+                    <wp:posOffset>424180</wp:posOffset>
+                  </wp:positionV>
+                  <wp:extent cx="474345" cy="989330"/>
+                  <wp:effectExtent l="0" t="0" r="0" b="0"/>
+                  <wp:wrapSquare wrapText="largest"/>
+                  <wp:docPr id="2" name="Image2" descr=""/>
+                  <wp:cNvGraphicFramePr>
+                    <a:graphicFrameLocks xmlns:a="http://schemas.openxmlformats.org/drawingml/2006/main" noChangeAspect="1"/>
+                  </wp:cNvGraphicFramePr>
+                  <a:graphic xmlns:a="http://schemas.openxmlformats.org/drawingml/2006/main">
+                    <a:graphicData uri="http://schemas.openxmlformats.org/drawingml/2006/picture">
+                      <pic:pic xmlns:pic="http://schemas.openxmlformats.org/drawingml/2006/picture">
+                        <pic:nvPicPr>
+                          <pic:cNvPr id="2" name="Image2" descr=""/>
+                          <pic:cNvPicPr>
+                            <a:picLocks noChangeAspect="1" noChangeArrowheads="1"/>
+                          </pic:cNvPicPr>
+                        </pic:nvPicPr>
+                        <pic:blipFill>
+                          <a:blip r:embed="rId3"/>
+                          <a:srcRect l="44257" t="14055" r="16754" b="24941"/>
+                          <a:stretch>
+                            <a:fillRect/>
+                          </a:stretch>
+                        </pic:blipFill>
+                        <pic:spPr bwMode="auto">
+                          <a:xfrm rot="16200000">
+                            <a:off x="0" y="0"/>
+                            <a:ext cx="474345" cy="989330"/>
+                          </a:xfrm>
+                          <a:prstGeom prst="rect">
+                            <a:avLst/>
+                          </a:prstGeom>
+                          <a:noFill/>
+                        </pic:spPr>
+                      </pic:pic>
+                    </a:graphicData>
+                  </a:graphic>
+                </wp:anchor>
+              </w:drawing>
             </w:r>
           </w:p>
         </w:tc>
@@ -1006,7 +1053,7 @@
       </w:tr>
       <w:tr>
         <w:trPr>
-          <w:trHeight w:val="737" w:hRule="atLeast"/>
+          <w:trHeight w:val="756" w:hRule="atLeast"/>
         </w:trPr>
         <w:tc>
           <w:tcPr>
@@ -1027,7 +1074,7 @@
                 <w:lang w:val="en-GB" w:eastAsia="en-US" w:bidi="ar-SA"/>
               </w:rPr>
             </w:pPr>
-            <w:hyperlink r:id="rId3">
+            <w:hyperlink r:id="rId4">
               <w:r>
                 <w:rPr>
                   <w:rStyle w:val="Hyperlink"/>
@@ -1158,7 +1205,7 @@
                 <w:lang w:val="en-GB" w:eastAsia="en-US" w:bidi="ar-SA"/>
               </w:rPr>
             </w:pPr>
-            <w:hyperlink r:id="rId4">
+            <w:hyperlink r:id="rId5">
               <w:r>
                 <w:rPr>
                   <w:rStyle w:val="Hyperlink"/>
@@ -1290,7 +1337,7 @@
                 <w:lang w:val="en-GB" w:eastAsia="en-US" w:bidi="ar-SA"/>
               </w:rPr>
             </w:pPr>
-            <w:hyperlink r:id="rId5">
+            <w:hyperlink r:id="rId6">
               <w:r>
                 <w:rPr>
                   <w:rStyle w:val="Hyperlink"/>

--- a/Contribution Declaration Form 2025-26- Group 10.docx
+++ b/Contribution Declaration Form 2025-26- Group 10.docx
@@ -72,6 +72,7 @@
             <w:pPr>
               <w:pStyle w:val="Normal"/>
               <w:widowControl/>
+              <w:suppressAutoHyphens w:val="true"/>
               <w:spacing w:before="0" w:after="0"/>
               <w:jc w:val="left"/>
               <w:rPr>
@@ -91,13 +92,14 @@
                 <w:szCs w:val="40"/>
                 <w:lang w:val="en-GB" w:eastAsia="en-US" w:bidi="ar-SA"/>
               </w:rPr>
-              <w:t xml:space="preserve">Group Number: </w:t>
-            </w:r>
-          </w:p>
-          <w:p>
-            <w:pPr>
-              <w:pStyle w:val="Normal"/>
-              <w:widowControl/>
+              <w:t>Group Number:</w:t>
+            </w:r>
+          </w:p>
+          <w:p>
+            <w:pPr>
+              <w:pStyle w:val="Normal"/>
+              <w:widowControl/>
+              <w:suppressAutoHyphens w:val="true"/>
               <w:spacing w:before="0" w:after="0"/>
               <w:jc w:val="right"/>
               <w:rPr>
@@ -107,13 +109,8 @@
             </w:pPr>
             <w:r>
               <w:rPr>
-                <w:rFonts w:eastAsia="Calibri" w:cs=""/>
                 <w:b/>
                 <w:bCs/>
-                <w:kern w:val="0"/>
-                <w:sz w:val="24"/>
-                <w:szCs w:val="24"/>
-                <w:lang w:val="en-GB" w:eastAsia="en-US" w:bidi="ar-SA"/>
               </w:rPr>
             </w:r>
           </w:p>
@@ -132,6 +129,7 @@
             <w:pPr>
               <w:pStyle w:val="Normal"/>
               <w:widowControl/>
+              <w:suppressAutoHyphens w:val="true"/>
               <w:spacing w:before="0" w:after="0"/>
               <w:jc w:val="left"/>
               <w:rPr>
@@ -169,6 +167,7 @@
             <w:pPr>
               <w:pStyle w:val="ListParagraph"/>
               <w:widowControl/>
+              <w:suppressAutoHyphens w:val="true"/>
               <w:spacing w:before="0" w:after="0"/>
               <w:ind w:left="0"/>
               <w:contextualSpacing/>
@@ -213,45 +212,48 @@
               </w:rPr>
               <w:fldChar w:fldCharType="separate"/>
             </w:r>
-            <w:bookmarkStart w:id="0" w:name="Check1_Copy_1"/>
+            <w:bookmarkStart w:id="0" w:name="Check1"/>
             <w:bookmarkStart w:id="1" w:name="Check1"/>
-            <w:bookmarkStart w:id="2" w:name="Check1"/>
+            <w:bookmarkEnd w:id="1"/>
+            <w:r>
+              <w:rPr>
+                <w:rFonts w:eastAsia="Calibri" w:cs=""/>
+                <w:kern w:val="0"/>
+                <w:sz w:val="24"/>
+                <w:szCs w:val="24"/>
+                <w:lang w:val="en-GB" w:eastAsia="en-US" w:bidi="ar-SA"/>
+              </w:rPr>
+            </w:r>
+            <w:r>
+              <w:rPr>
+                <w:sz w:val="24"/>
+                <w:kern w:val="0"/>
+                <w:szCs w:val="24"/>
+                <w:rFonts w:eastAsia="Calibri" w:cs=""/>
+                <w:lang w:val="en-GB" w:eastAsia="en-US" w:bidi="ar-SA"/>
+              </w:rPr>
+              <w:fldChar w:fldCharType="end"/>
+            </w:r>
+            <w:bookmarkStart w:id="2" w:name="Check1_Copy_1"/>
+            <w:bookmarkStart w:id="3" w:name="Check1_Copy_1"/>
             <w:bookmarkEnd w:id="2"/>
-            <w:r>
-              <w:rPr>
-                <w:rFonts w:eastAsia="Calibri" w:cs=""/>
-                <w:kern w:val="0"/>
-                <w:sz w:val="24"/>
-                <w:szCs w:val="24"/>
-                <w:lang w:val="en-GB" w:eastAsia="en-US" w:bidi="ar-SA"/>
-              </w:rPr>
-            </w:r>
-            <w:r>
-              <w:rPr>
-                <w:sz w:val="24"/>
-                <w:kern w:val="0"/>
-                <w:szCs w:val="24"/>
-                <w:rFonts w:eastAsia="Calibri" w:cs=""/>
-                <w:lang w:val="en-GB" w:eastAsia="en-US" w:bidi="ar-SA"/>
-              </w:rPr>
-              <w:fldChar w:fldCharType="end"/>
-            </w:r>
-            <w:bookmarkEnd w:id="0"/>
-            <w:r>
-              <w:rPr>
-                <w:rFonts w:eastAsia="Calibri" w:cs=""/>
-                <w:kern w:val="0"/>
-                <w:sz w:val="24"/>
-                <w:szCs w:val="24"/>
-                <w:lang w:val="en-GB" w:eastAsia="en-US" w:bidi="ar-SA"/>
-              </w:rPr>
-              <w:t xml:space="preserve"> No generative AI has been used to produce this poster. </w:t>
+            <w:bookmarkEnd w:id="3"/>
+            <w:r>
+              <w:rPr>
+                <w:rFonts w:eastAsia="Calibri" w:cs=""/>
+                <w:kern w:val="0"/>
+                <w:sz w:val="24"/>
+                <w:szCs w:val="24"/>
+                <w:lang w:val="en-GB" w:eastAsia="en-US" w:bidi="ar-SA"/>
+              </w:rPr>
+              <w:t xml:space="preserve"> No generative AI has been used to produce this poster.</w:t>
             </w:r>
           </w:p>
           <w:p>
             <w:pPr>
               <w:pStyle w:val="ListParagraph"/>
               <w:widowControl/>
+              <w:suppressAutoHyphens w:val="true"/>
               <w:spacing w:before="0" w:after="0"/>
               <w:ind w:left="0"/>
               <w:contextualSpacing/>
@@ -296,7 +298,6 @@
               </w:rPr>
               <w:fldChar w:fldCharType="separate"/>
             </w:r>
-            <w:bookmarkStart w:id="3" w:name="Check2_Copy_1"/>
             <w:bookmarkStart w:id="4" w:name="Check2"/>
             <w:bookmarkStart w:id="5" w:name="Check2"/>
             <w:bookmarkEnd w:id="5"/>
@@ -319,7 +320,10 @@
               </w:rPr>
               <w:fldChar w:fldCharType="end"/>
             </w:r>
-            <w:bookmarkEnd w:id="3"/>
+            <w:bookmarkStart w:id="6" w:name="Check2_Copy_1"/>
+            <w:bookmarkStart w:id="7" w:name="Check2_Copy_1"/>
+            <w:bookmarkEnd w:id="6"/>
+            <w:bookmarkEnd w:id="7"/>
             <w:r>
               <w:rPr>
                 <w:rFonts w:eastAsia="Calibri" w:cs=""/>
@@ -335,6 +339,7 @@
             <w:pPr>
               <w:pStyle w:val="Normal"/>
               <w:widowControl/>
+              <w:suppressAutoHyphens w:val="true"/>
               <w:spacing w:before="0" w:after="0"/>
               <w:jc w:val="left"/>
               <w:rPr>
@@ -344,13 +349,8 @@
             </w:pPr>
             <w:r>
               <w:rPr>
-                <w:rFonts w:eastAsia="Calibri" w:cs=""/>
                 <w:b/>
                 <w:bCs/>
-                <w:kern w:val="0"/>
-                <w:sz w:val="24"/>
-                <w:szCs w:val="24"/>
-                <w:lang w:val="en-GB" w:eastAsia="en-US" w:bidi="ar-SA"/>
               </w:rPr>
             </w:r>
           </w:p>
@@ -425,6 +425,7 @@
             <w:pPr>
               <w:pStyle w:val="Normal"/>
               <w:widowControl/>
+              <w:suppressAutoHyphens w:val="true"/>
               <w:spacing w:before="0" w:after="0"/>
               <w:jc w:val="center"/>
               <w:rPr>
@@ -456,6 +457,7 @@
             <w:pPr>
               <w:pStyle w:val="Normal"/>
               <w:widowControl/>
+              <w:suppressAutoHyphens w:val="true"/>
               <w:spacing w:before="0" w:after="0"/>
               <w:jc w:val="center"/>
               <w:rPr>
@@ -473,7 +475,7 @@
                 <w:szCs w:val="24"/>
                 <w:lang w:val="en-GB" w:eastAsia="en-US" w:bidi="ar-SA"/>
               </w:rPr>
-              <w:t xml:space="preserve">Contribution marks </w:t>
+              <w:t>Contribution marks</w:t>
             </w:r>
           </w:p>
         </w:tc>
@@ -487,6 +489,7 @@
             <w:pPr>
               <w:pStyle w:val="Normal"/>
               <w:widowControl/>
+              <w:suppressAutoHyphens w:val="true"/>
               <w:spacing w:before="0" w:after="0"/>
               <w:jc w:val="center"/>
               <w:rPr>
@@ -542,6 +545,7 @@
             <w:pPr>
               <w:pStyle w:val="Normal"/>
               <w:widowControl/>
+              <w:suppressAutoHyphens w:val="true"/>
               <w:spacing w:before="0" w:after="0"/>
               <w:jc w:val="center"/>
               <w:rPr>
@@ -587,6 +591,7 @@
             <w:pPr>
               <w:pStyle w:val="Normal"/>
               <w:widowControl/>
+              <w:suppressAutoHyphens w:val="true"/>
               <w:spacing w:before="0" w:after="0"/>
               <w:jc w:val="left"/>
               <w:rPr>
@@ -618,6 +623,7 @@
             <w:pPr>
               <w:pStyle w:val="Normal"/>
               <w:widowControl/>
+              <w:suppressAutoHyphens w:val="true"/>
               <w:spacing w:before="0" w:after="0"/>
               <w:jc w:val="left"/>
               <w:rPr>
@@ -649,6 +655,7 @@
             <w:pPr>
               <w:pStyle w:val="Normal"/>
               <w:widowControl/>
+              <w:suppressAutoHyphens w:val="true"/>
               <w:spacing w:before="0" w:after="0"/>
               <w:jc w:val="left"/>
               <w:rPr>
@@ -680,6 +687,7 @@
             <w:pPr>
               <w:pStyle w:val="Normal"/>
               <w:widowControl/>
+              <w:suppressAutoHyphens w:val="true"/>
               <w:spacing w:before="0" w:after="0"/>
               <w:jc w:val="left"/>
               <w:rPr>
@@ -702,10 +710,10 @@
                 <wp:anchor behindDoc="0" distT="0" distB="0" distL="0" distR="0" simplePos="0" locked="0" layoutInCell="0" allowOverlap="1" relativeHeight="2">
                   <wp:simplePos x="0" y="0"/>
                   <wp:positionH relativeFrom="column">
-                    <wp:align>center</wp:align>
+                    <wp:posOffset>15875</wp:posOffset>
                   </wp:positionH>
                   <wp:positionV relativeFrom="paragraph">
-                    <wp:posOffset>635</wp:posOffset>
+                    <wp:posOffset>15875</wp:posOffset>
                   </wp:positionV>
                   <wp:extent cx="2294255" cy="502285"/>
                   <wp:effectExtent l="0" t="0" r="0" b="0"/>
@@ -744,53 +752,6 @@
                   </a:graphic>
                 </wp:anchor>
               </w:drawing>
-              <w:drawing>
-                <wp:anchor behindDoc="0" distT="0" distB="0" distL="0" distR="0" simplePos="0" locked="0" layoutInCell="0" allowOverlap="1" relativeHeight="3">
-                  <wp:simplePos x="0" y="0"/>
-                  <wp:positionH relativeFrom="column">
-                    <wp:posOffset>770255</wp:posOffset>
-                  </wp:positionH>
-                  <wp:positionV relativeFrom="paragraph">
-                    <wp:posOffset>424180</wp:posOffset>
-                  </wp:positionV>
-                  <wp:extent cx="474345" cy="989330"/>
-                  <wp:effectExtent l="0" t="0" r="0" b="0"/>
-                  <wp:wrapSquare wrapText="largest"/>
-                  <wp:docPr id="2" name="Image2" descr=""/>
-                  <wp:cNvGraphicFramePr>
-                    <a:graphicFrameLocks xmlns:a="http://schemas.openxmlformats.org/drawingml/2006/main" noChangeAspect="1"/>
-                  </wp:cNvGraphicFramePr>
-                  <a:graphic xmlns:a="http://schemas.openxmlformats.org/drawingml/2006/main">
-                    <a:graphicData uri="http://schemas.openxmlformats.org/drawingml/2006/picture">
-                      <pic:pic xmlns:pic="http://schemas.openxmlformats.org/drawingml/2006/picture">
-                        <pic:nvPicPr>
-                          <pic:cNvPr id="2" name="Image2" descr=""/>
-                          <pic:cNvPicPr>
-                            <a:picLocks noChangeAspect="1" noChangeArrowheads="1"/>
-                          </pic:cNvPicPr>
-                        </pic:nvPicPr>
-                        <pic:blipFill>
-                          <a:blip r:embed="rId3"/>
-                          <a:srcRect l="44257" t="14055" r="16754" b="24941"/>
-                          <a:stretch>
-                            <a:fillRect/>
-                          </a:stretch>
-                        </pic:blipFill>
-                        <pic:spPr bwMode="auto">
-                          <a:xfrm rot="16200000">
-                            <a:off x="0" y="0"/>
-                            <a:ext cx="474345" cy="989330"/>
-                          </a:xfrm>
-                          <a:prstGeom prst="rect">
-                            <a:avLst/>
-                          </a:prstGeom>
-                          <a:noFill/>
-                        </pic:spPr>
-                      </pic:pic>
-                    </a:graphicData>
-                  </a:graphic>
-                </wp:anchor>
-              </w:drawing>
             </w:r>
           </w:p>
         </w:tc>
@@ -808,6 +769,7 @@
             <w:pPr>
               <w:pStyle w:val="Normal"/>
               <w:widowControl/>
+              <w:suppressAutoHyphens w:val="true"/>
               <w:spacing w:before="0" w:after="0"/>
               <w:jc w:val="left"/>
               <w:rPr>
@@ -839,6 +801,7 @@
             <w:pPr>
               <w:pStyle w:val="Normal"/>
               <w:widowControl/>
+              <w:suppressAutoHyphens w:val="true"/>
               <w:spacing w:before="0" w:after="0"/>
               <w:jc w:val="left"/>
               <w:rPr>
@@ -870,6 +833,7 @@
             <w:pPr>
               <w:pStyle w:val="Normal"/>
               <w:widowControl/>
+              <w:suppressAutoHyphens w:val="true"/>
               <w:spacing w:before="0" w:after="0"/>
               <w:jc w:val="left"/>
               <w:rPr>
@@ -901,24 +865,26 @@
             <w:pPr>
               <w:pStyle w:val="Normal"/>
               <w:widowControl/>
-              <w:spacing w:before="0" w:after="0"/>
-              <w:jc w:val="left"/>
-              <w:rPr>
-                <w:rFonts w:ascii="Calibri" w:hAnsi="Calibri" w:eastAsia="Calibri" w:cs=""/>
-                <w:kern w:val="0"/>
-                <w:sz w:val="24"/>
-                <w:szCs w:val="24"/>
-                <w:lang w:val="en-GB" w:eastAsia="en-US" w:bidi="ar-SA"/>
-              </w:rPr>
-            </w:pPr>
-            <w:r>
-              <w:rPr>
-                <w:rFonts w:eastAsia="Calibri" w:cs=""/>
-                <w:kern w:val="0"/>
-                <w:sz w:val="24"/>
-                <w:szCs w:val="24"/>
-                <w:lang w:val="en-GB" w:eastAsia="en-US" w:bidi="ar-SA"/>
-              </w:rPr>
+              <w:suppressAutoHyphens w:val="true"/>
+              <w:spacing w:before="0" w:after="0"/>
+              <w:jc w:val="left"/>
+              <w:rPr>
+                <w:rFonts w:ascii="Calibri" w:hAnsi="Calibri" w:eastAsia="Calibri" w:cs=""/>
+                <w:kern w:val="0"/>
+                <w:sz w:val="24"/>
+                <w:szCs w:val="24"/>
+                <w:lang w:val="en-GB" w:eastAsia="en-US" w:bidi="ar-SA"/>
+              </w:rPr>
+            </w:pPr>
+            <w:r>
+              <w:rPr>
+                <w:rFonts w:eastAsia="Calibri" w:cs=""/>
+                <w:kern w:val="0"/>
+                <w:sz w:val="24"/>
+                <w:szCs w:val="24"/>
+                <w:lang w:val="en-GB" w:eastAsia="en-US" w:bidi="ar-SA"/>
+              </w:rPr>
+              <w:t>Isaac Millen</w:t>
             </w:r>
           </w:p>
         </w:tc>
@@ -936,6 +902,7 @@
             <w:pPr>
               <w:pStyle w:val="Normal"/>
               <w:widowControl/>
+              <w:suppressAutoHyphens w:val="true"/>
               <w:spacing w:before="0" w:after="0"/>
               <w:jc w:val="left"/>
               <w:rPr>
@@ -967,6 +934,7 @@
             <w:pPr>
               <w:pStyle w:val="Normal"/>
               <w:widowControl/>
+              <w:suppressAutoHyphens w:val="true"/>
               <w:spacing w:before="0" w:after="0"/>
               <w:jc w:val="left"/>
               <w:rPr>
@@ -998,6 +966,7 @@
             <w:pPr>
               <w:pStyle w:val="Normal"/>
               <w:widowControl/>
+              <w:suppressAutoHyphens w:val="true"/>
               <w:spacing w:before="0" w:after="0"/>
               <w:jc w:val="left"/>
               <w:rPr>
@@ -1029,24 +998,26 @@
             <w:pPr>
               <w:pStyle w:val="Normal"/>
               <w:widowControl/>
-              <w:spacing w:before="0" w:after="0"/>
-              <w:jc w:val="left"/>
-              <w:rPr>
-                <w:rFonts w:ascii="Calibri" w:hAnsi="Calibri" w:eastAsia="Calibri" w:cs=""/>
-                <w:kern w:val="0"/>
-                <w:sz w:val="24"/>
-                <w:szCs w:val="24"/>
-                <w:lang w:val="en-GB" w:eastAsia="en-US" w:bidi="ar-SA"/>
-              </w:rPr>
-            </w:pPr>
-            <w:r>
-              <w:rPr>
-                <w:rFonts w:eastAsia="Calibri" w:cs=""/>
-                <w:kern w:val="0"/>
-                <w:sz w:val="24"/>
-                <w:szCs w:val="24"/>
-                <w:lang w:val="en-GB" w:eastAsia="en-US" w:bidi="ar-SA"/>
-              </w:rPr>
+              <w:suppressAutoHyphens w:val="true"/>
+              <w:spacing w:before="0" w:after="0"/>
+              <w:jc w:val="left"/>
+              <w:rPr>
+                <w:rFonts w:ascii="Calibri" w:hAnsi="Calibri" w:eastAsia="Calibri" w:cs=""/>
+                <w:kern w:val="0"/>
+                <w:sz w:val="24"/>
+                <w:szCs w:val="24"/>
+                <w:lang w:val="en-GB" w:eastAsia="en-US" w:bidi="ar-SA"/>
+              </w:rPr>
+            </w:pPr>
+            <w:r>
+              <w:rPr>
+                <w:rFonts w:eastAsia="Calibri" w:cs=""/>
+                <w:kern w:val="0"/>
+                <w:sz w:val="24"/>
+                <w:szCs w:val="24"/>
+                <w:lang w:val="en-GB" w:eastAsia="en-US" w:bidi="ar-SA"/>
+              </w:rPr>
+              <w:t>Oliver Clift</w:t>
             </w:r>
           </w:p>
         </w:tc>
@@ -1064,17 +1035,18 @@
             <w:pPr>
               <w:pStyle w:val="Normal"/>
               <w:widowControl/>
-              <w:spacing w:before="0" w:after="0"/>
-              <w:jc w:val="left"/>
-              <w:rPr>
-                <w:rFonts w:ascii="Calibri" w:hAnsi="Calibri" w:eastAsia="Calibri" w:cs=""/>
-                <w:kern w:val="0"/>
-                <w:sz w:val="24"/>
-                <w:szCs w:val="24"/>
-                <w:lang w:val="en-GB" w:eastAsia="en-US" w:bidi="ar-SA"/>
-              </w:rPr>
-            </w:pPr>
-            <w:hyperlink r:id="rId4">
+              <w:suppressAutoHyphens w:val="true"/>
+              <w:spacing w:before="0" w:after="0"/>
+              <w:jc w:val="left"/>
+              <w:rPr>
+                <w:rFonts w:ascii="Calibri" w:hAnsi="Calibri" w:eastAsia="Calibri" w:cs=""/>
+                <w:kern w:val="0"/>
+                <w:sz w:val="24"/>
+                <w:szCs w:val="24"/>
+                <w:lang w:val="en-GB" w:eastAsia="en-US" w:bidi="ar-SA"/>
+              </w:rPr>
+            </w:pPr>
+            <w:hyperlink r:id="rId3">
               <w:r>
                 <w:rPr>
                   <w:rStyle w:val="Hyperlink"/>
@@ -1098,6 +1070,7 @@
             <w:pPr>
               <w:pStyle w:val="Normal"/>
               <w:widowControl/>
+              <w:suppressAutoHyphens w:val="true"/>
               <w:spacing w:before="0" w:after="0"/>
               <w:jc w:val="left"/>
               <w:rPr>
@@ -1129,6 +1102,7 @@
             <w:pPr>
               <w:pStyle w:val="Normal"/>
               <w:widowControl/>
+              <w:suppressAutoHyphens w:val="true"/>
               <w:spacing w:before="0" w:after="0"/>
               <w:jc w:val="left"/>
               <w:rPr>
@@ -1160,24 +1134,100 @@
             <w:pPr>
               <w:pStyle w:val="Normal"/>
               <w:widowControl/>
-              <w:spacing w:before="0" w:after="0"/>
-              <w:jc w:val="left"/>
-              <w:rPr>
-                <w:rFonts w:ascii="Calibri" w:hAnsi="Calibri" w:eastAsia="Calibri" w:cs=""/>
-                <w:kern w:val="0"/>
-                <w:sz w:val="24"/>
-                <w:szCs w:val="24"/>
-                <w:lang w:val="en-GB" w:eastAsia="en-US" w:bidi="ar-SA"/>
-              </w:rPr>
-            </w:pPr>
-            <w:r>
-              <w:rPr>
-                <w:rFonts w:eastAsia="Calibri" w:cs=""/>
-                <w:kern w:val="0"/>
-                <w:sz w:val="24"/>
-                <w:szCs w:val="24"/>
-                <w:lang w:val="en-GB" w:eastAsia="en-US" w:bidi="ar-SA"/>
-              </w:rPr>
+              <w:suppressAutoHyphens w:val="true"/>
+              <w:spacing w:before="0" w:after="0"/>
+              <w:jc w:val="left"/>
+              <w:rPr>
+                <w:rFonts w:ascii="Calibri" w:hAnsi="Calibri" w:eastAsia="Calibri" w:cs=""/>
+                <w:kern w:val="0"/>
+                <w:sz w:val="24"/>
+                <w:szCs w:val="24"/>
+                <w:lang w:val="en-GB" w:eastAsia="en-US" w:bidi="ar-SA"/>
+              </w:rPr>
+            </w:pPr>
+            <w:r>
+              <w:rPr>
+                <w:rFonts w:eastAsia="Calibri" w:cs=""/>
+                <w:kern w:val="0"/>
+                <w:sz w:val="24"/>
+                <w:szCs w:val="24"/>
+                <w:lang w:val="en-GB" w:eastAsia="en-US" w:bidi="ar-SA"/>
+              </w:rPr>
+              <mc:AlternateContent>
+                <mc:Choice Requires="wps">
+                  <w:drawing>
+                    <wp:anchor behindDoc="0" distT="0" distB="635" distL="0" distR="0" simplePos="0" locked="0" layoutInCell="0" allowOverlap="1" relativeHeight="3">
+                      <wp:simplePos x="0" y="0"/>
+                      <wp:positionH relativeFrom="column">
+                        <wp:posOffset>740410</wp:posOffset>
+                      </wp:positionH>
+                      <wp:positionV relativeFrom="paragraph">
+                        <wp:posOffset>-220980</wp:posOffset>
+                      </wp:positionV>
+                      <wp:extent cx="474345" cy="989330"/>
+                      <wp:effectExtent l="0" t="0" r="0" b="0"/>
+                      <wp:wrapSquare wrapText="largest"/>
+                      <wp:docPr id="2" name="Image2"/>
+                      <a:graphic xmlns:a="http://schemas.openxmlformats.org/drawingml/2006/main">
+                        <a:graphicData uri="http://schemas.openxmlformats.org/drawingml/2006/picture">
+                          <pic:pic xmlns:pic="http://schemas.openxmlformats.org/drawingml/2006/picture">
+                            <pic:nvPicPr>
+                              <pic:cNvPr id="3" name="Image2" descr=""/>
+                              <pic:cNvPicPr/>
+                            </pic:nvPicPr>
+                            <pic:blipFill>
+                              <a:blip r:embed="rId4"/>
+                              <a:srcRect l="44252" t="14053" r="16752" b="24938"/>
+                              <a:stretch/>
+                            </pic:blipFill>
+                            <pic:spPr>
+                              <a:xfrm rot="16200000">
+                                <a:off x="0" y="0"/>
+                                <a:ext cx="474480" cy="989280"/>
+                              </a:xfrm>
+                              <a:prstGeom prst="rect">
+                                <a:avLst/>
+                              </a:prstGeom>
+                              <a:noFill/>
+                              <a:ln w="0">
+                                <a:noFill/>
+                              </a:ln>
+                            </pic:spPr>
+                          </pic:pic>
+                        </a:graphicData>
+                      </a:graphic>
+                    </wp:anchor>
+                  </w:drawing>
+                </mc:Choice>
+                <mc:Fallback>
+                  <w:pict>
+                    <v:shapetype id="_x0000_t75" coordsize="21600,21600" o:spt="75" o:preferrelative="t" path="m@4@5l@4@11@9@11@9@5xe" filled="f" stroked="f">
+                      <v:stroke joinstyle="miter"/>
+                      <v:formulas>
+                        <v:f eqn="if lineDrawn pixelLineWidth 0"/>
+                        <v:f eqn="sum @0 1 0"/>
+                        <v:f eqn="sum 0 0 @1"/>
+                        <v:f eqn="prod @2 1 2"/>
+                        <v:f eqn="prod @3 21600 pixelWidth"/>
+                        <v:f eqn="prod @3 21600 pixelHeight"/>
+                        <v:f eqn="sum @0 0 1"/>
+                        <v:f eqn="prod @6 1 2"/>
+                        <v:f eqn="prod @7 21600 pixelWidth"/>
+                        <v:f eqn="sum @8 21600 0"/>
+                        <v:f eqn="prod @7 21600 pixelHeight"/>
+                        <v:f eqn="sum @10 21600 0"/>
+                      </v:formulas>
+                      <v:path o:extrusionok="f" gradientshapeok="t" o:connecttype="rect"/>
+                      <o:lock v:ext="edit" aspectratio="t"/>
+                    </v:shapetype>
+                    <v:shape id="shape_0" ID="Image2" stroked="f" o:allowincell="f" style="position:absolute;margin-left:58.25pt;margin-top:-17.4pt;width:37.3pt;height:77.85pt;mso-wrap-style:none;v-text-anchor:middle;rotation:270" type="_x0000_t75">
+                      <v:imagedata r:id="rId5" o:detectmouseclick="t"/>
+                      <v:stroke color="#3465a4" joinstyle="round" endcap="flat"/>
+                      <w10:wrap type="square" side="largest"/>
+                    </v:shape>
+                  </w:pict>
+                </mc:Fallback>
+              </mc:AlternateContent>
             </w:r>
           </w:p>
         </w:tc>
@@ -1195,17 +1245,18 @@
             <w:pPr>
               <w:pStyle w:val="Normal"/>
               <w:widowControl/>
-              <w:spacing w:before="0" w:after="0"/>
-              <w:jc w:val="left"/>
-              <w:rPr>
-                <w:rFonts w:ascii="Calibri" w:hAnsi="Calibri" w:eastAsia="Calibri" w:cs=""/>
-                <w:kern w:val="0"/>
-                <w:sz w:val="24"/>
-                <w:szCs w:val="24"/>
-                <w:lang w:val="en-GB" w:eastAsia="en-US" w:bidi="ar-SA"/>
-              </w:rPr>
-            </w:pPr>
-            <w:hyperlink r:id="rId5">
+              <w:suppressAutoHyphens w:val="true"/>
+              <w:spacing w:before="0" w:after="0"/>
+              <w:jc w:val="left"/>
+              <w:rPr>
+                <w:rFonts w:ascii="Calibri" w:hAnsi="Calibri" w:eastAsia="Calibri" w:cs=""/>
+                <w:kern w:val="0"/>
+                <w:sz w:val="24"/>
+                <w:szCs w:val="24"/>
+                <w:lang w:val="en-GB" w:eastAsia="en-US" w:bidi="ar-SA"/>
+              </w:rPr>
+            </w:pPr>
+            <w:hyperlink r:id="rId6">
               <w:r>
                 <w:rPr>
                   <w:rStyle w:val="Hyperlink"/>
@@ -1215,7 +1266,7 @@
                   <w:szCs w:val="24"/>
                   <w:lang w:val="en-GB" w:eastAsia="en-US" w:bidi="ar-SA"/>
                 </w:rPr>
-                <w:t xml:space="preserve">Edward Phillips </w:t>
+                <w:t>Edward Phillips</w:t>
               </w:r>
             </w:hyperlink>
           </w:p>
@@ -1229,6 +1280,7 @@
             <w:pPr>
               <w:pStyle w:val="Normal"/>
               <w:widowControl/>
+              <w:suppressAutoHyphens w:val="true"/>
               <w:spacing w:before="0" w:after="0"/>
               <w:jc w:val="left"/>
               <w:rPr>
@@ -1260,6 +1312,7 @@
             <w:pPr>
               <w:pStyle w:val="Normal"/>
               <w:widowControl/>
+              <w:suppressAutoHyphens w:val="true"/>
               <w:spacing w:before="0" w:after="0"/>
               <w:jc w:val="left"/>
               <w:rPr>
@@ -1291,24 +1344,26 @@
             <w:pPr>
               <w:pStyle w:val="Normal"/>
               <w:widowControl/>
-              <w:spacing w:before="0" w:after="0"/>
-              <w:jc w:val="left"/>
-              <w:rPr>
-                <w:rFonts w:ascii="Calibri" w:hAnsi="Calibri" w:eastAsia="Calibri" w:cs=""/>
-                <w:kern w:val="0"/>
-                <w:sz w:val="24"/>
-                <w:szCs w:val="24"/>
-                <w:lang w:val="en-GB" w:eastAsia="en-US" w:bidi="ar-SA"/>
-              </w:rPr>
-            </w:pPr>
-            <w:r>
-              <w:rPr>
-                <w:rFonts w:eastAsia="Calibri" w:cs=""/>
-                <w:kern w:val="0"/>
-                <w:sz w:val="24"/>
-                <w:szCs w:val="24"/>
-                <w:lang w:val="en-GB" w:eastAsia="en-US" w:bidi="ar-SA"/>
-              </w:rPr>
+              <w:suppressAutoHyphens w:val="true"/>
+              <w:spacing w:before="0" w:after="0"/>
+              <w:jc w:val="left"/>
+              <w:rPr>
+                <w:rFonts w:ascii="Calibri" w:hAnsi="Calibri" w:eastAsia="Calibri" w:cs=""/>
+                <w:kern w:val="0"/>
+                <w:sz w:val="24"/>
+                <w:szCs w:val="24"/>
+                <w:lang w:val="en-GB" w:eastAsia="en-US" w:bidi="ar-SA"/>
+              </w:rPr>
+            </w:pPr>
+            <w:r>
+              <w:rPr>
+                <w:rFonts w:eastAsia="Calibri" w:cs=""/>
+                <w:kern w:val="0"/>
+                <w:sz w:val="24"/>
+                <w:szCs w:val="24"/>
+                <w:lang w:val="en-GB" w:eastAsia="en-US" w:bidi="ar-SA"/>
+              </w:rPr>
+              <w:t>Edward Phillips</w:t>
             </w:r>
           </w:p>
         </w:tc>
@@ -1326,6 +1381,7 @@
             <w:pPr>
               <w:pStyle w:val="Normal"/>
               <w:widowControl/>
+              <w:suppressAutoHyphens w:val="true"/>
               <w:spacing w:before="0" w:after="0"/>
               <w:ind w:hanging="0" w:left="0" w:right="0"/>
               <w:jc w:val="left"/>
@@ -1337,7 +1393,7 @@
                 <w:lang w:val="en-GB" w:eastAsia="en-US" w:bidi="ar-SA"/>
               </w:rPr>
             </w:pPr>
-            <w:hyperlink r:id="rId6">
+            <w:hyperlink r:id="rId7">
               <w:r>
                 <w:rPr>
                   <w:rStyle w:val="Hyperlink"/>
@@ -1350,20 +1406,11 @@
                 <w:t>James Emberton</w:t>
               </w:r>
             </w:hyperlink>
-            <w:r>
-              <w:rPr>
-                <w:rFonts w:eastAsia="Calibri" w:cs=""/>
-                <w:kern w:val="0"/>
-                <w:sz w:val="24"/>
-                <w:szCs w:val="24"/>
-                <w:lang w:val="en-GB" w:eastAsia="en-US" w:bidi="ar-SA"/>
-              </w:rPr>
-              <w:t xml:space="preserve"> </w:t>
-            </w:r>
-          </w:p>
-          <w:p>
-            <w:pPr>
-              <w:pStyle w:val="Normal"/>
+          </w:p>
+          <w:p>
+            <w:pPr>
+              <w:pStyle w:val="Normal"/>
+              <w:suppressAutoHyphens w:val="true"/>
               <w:rPr/>
             </w:pPr>
             <w:r>
@@ -1380,6 +1427,7 @@
             <w:pPr>
               <w:pStyle w:val="Normal"/>
               <w:widowControl/>
+              <w:suppressAutoHyphens w:val="true"/>
               <w:spacing w:before="0" w:after="0"/>
               <w:jc w:val="left"/>
               <w:rPr>
@@ -1411,6 +1459,7 @@
             <w:pPr>
               <w:pStyle w:val="Normal"/>
               <w:widowControl/>
+              <w:suppressAutoHyphens w:val="true"/>
               <w:spacing w:before="0" w:after="0"/>
               <w:jc w:val="left"/>
               <w:rPr>
@@ -1442,24 +1491,26 @@
             <w:pPr>
               <w:pStyle w:val="Normal"/>
               <w:widowControl/>
-              <w:spacing w:before="0" w:after="0"/>
-              <w:jc w:val="left"/>
-              <w:rPr>
-                <w:rFonts w:ascii="Calibri" w:hAnsi="Calibri" w:eastAsia="Calibri" w:cs=""/>
-                <w:kern w:val="0"/>
-                <w:sz w:val="24"/>
-                <w:szCs w:val="24"/>
-                <w:lang w:val="en-GB" w:eastAsia="en-US" w:bidi="ar-SA"/>
-              </w:rPr>
-            </w:pPr>
-            <w:r>
-              <w:rPr>
-                <w:rFonts w:eastAsia="Calibri" w:cs=""/>
-                <w:kern w:val="0"/>
-                <w:sz w:val="24"/>
-                <w:szCs w:val="24"/>
-                <w:lang w:val="en-GB" w:eastAsia="en-US" w:bidi="ar-SA"/>
-              </w:rPr>
+              <w:suppressAutoHyphens w:val="true"/>
+              <w:spacing w:before="0" w:after="0"/>
+              <w:jc w:val="left"/>
+              <w:rPr>
+                <w:rFonts w:ascii="Calibri" w:hAnsi="Calibri" w:eastAsia="Calibri" w:cs=""/>
+                <w:kern w:val="0"/>
+                <w:sz w:val="24"/>
+                <w:szCs w:val="24"/>
+                <w:lang w:val="en-GB" w:eastAsia="en-US" w:bidi="ar-SA"/>
+              </w:rPr>
+            </w:pPr>
+            <w:r>
+              <w:rPr>
+                <w:rFonts w:eastAsia="Calibri" w:cs=""/>
+                <w:kern w:val="0"/>
+                <w:sz w:val="24"/>
+                <w:szCs w:val="24"/>
+                <w:lang w:val="en-GB" w:eastAsia="en-US" w:bidi="ar-SA"/>
+              </w:rPr>
+              <w:t>James Emberton</w:t>
             </w:r>
           </w:p>
         </w:tc>
@@ -1477,6 +1528,7 @@
             <w:pPr>
               <w:pStyle w:val="Normal"/>
               <w:widowControl/>
+              <w:suppressAutoHyphens w:val="true"/>
               <w:spacing w:before="0" w:after="0"/>
               <w:jc w:val="left"/>
               <w:rPr>
@@ -1507,6 +1559,7 @@
             <w:pPr>
               <w:pStyle w:val="Normal"/>
               <w:widowControl/>
+              <w:suppressAutoHyphens w:val="true"/>
               <w:spacing w:before="0" w:after="0"/>
               <w:jc w:val="left"/>
               <w:rPr>
@@ -1537,6 +1590,7 @@
             <w:pPr>
               <w:pStyle w:val="Normal"/>
               <w:widowControl/>
+              <w:suppressAutoHyphens w:val="true"/>
               <w:spacing w:before="0" w:after="0"/>
               <w:jc w:val="left"/>
               <w:rPr>
@@ -1567,6 +1621,7 @@
             <w:pPr>
               <w:pStyle w:val="Normal"/>
               <w:widowControl/>
+              <w:suppressAutoHyphens w:val="true"/>
               <w:spacing w:before="0" w:after="0"/>
               <w:jc w:val="left"/>
               <w:rPr>
@@ -1605,6 +1660,7 @@
             <w:pPr>
               <w:pStyle w:val="Normal"/>
               <w:widowControl/>
+              <w:suppressAutoHyphens w:val="true"/>
               <w:spacing w:before="0" w:after="0"/>
               <w:jc w:val="right"/>
               <w:rPr>
@@ -1624,13 +1680,14 @@
                 <w:szCs w:val="22"/>
                 <w:lang w:val="en-GB" w:eastAsia="en-US" w:bidi="ar-SA"/>
               </w:rPr>
-              <w:t xml:space="preserve">Sum of above </w:t>
-            </w:r>
-          </w:p>
-          <w:p>
-            <w:pPr>
-              <w:pStyle w:val="Normal"/>
-              <w:widowControl/>
+              <w:t>Sum of above</w:t>
+            </w:r>
+          </w:p>
+          <w:p>
+            <w:pPr>
+              <w:pStyle w:val="Normal"/>
+              <w:widowControl/>
+              <w:suppressAutoHyphens w:val="true"/>
               <w:spacing w:before="0" w:after="0"/>
               <w:jc w:val="both"/>
               <w:rPr>
@@ -1706,6 +1763,7 @@
             <w:pPr>
               <w:pStyle w:val="Normal"/>
               <w:widowControl/>
+              <w:suppressAutoHyphens w:val="true"/>
               <w:spacing w:before="0" w:after="0"/>
               <w:jc w:val="left"/>
               <w:rPr>
@@ -1715,11 +1773,8 @@
             </w:pPr>
             <w:r>
               <w:rPr>
-                <w:rFonts w:eastAsia="Calibri" w:cs=""/>
-                <w:kern w:val="0"/>
                 <w:sz w:val="22"/>
                 <w:szCs w:val="22"/>
-                <w:lang w:val="en-GB" w:eastAsia="en-US" w:bidi="ar-SA"/>
               </w:rPr>
             </w:r>
           </w:p>
@@ -1736,78 +1791,82 @@
             <w:pPr>
               <w:pStyle w:val="Normal"/>
               <w:widowControl/>
-              <w:spacing w:before="0" w:after="0"/>
-              <w:jc w:val="left"/>
-              <w:rPr>
-                <w:rFonts w:ascii="Calibri" w:hAnsi="Calibri" w:eastAsia="Calibri" w:cs=""/>
-                <w:kern w:val="0"/>
-                <w:sz w:val="24"/>
-                <w:szCs w:val="24"/>
-                <w:lang w:val="en-GB" w:eastAsia="en-US" w:bidi="ar-SA"/>
-              </w:rPr>
-            </w:pPr>
-            <w:r>
-              <w:rPr>
-                <w:rFonts w:eastAsia="Calibri" w:cs=""/>
-                <w:kern w:val="0"/>
-                <w:sz w:val="24"/>
-                <w:szCs w:val="24"/>
-                <w:lang w:val="en-GB" w:eastAsia="en-US" w:bidi="ar-SA"/>
-              </w:rPr>
-            </w:r>
-          </w:p>
-          <w:p>
-            <w:pPr>
-              <w:pStyle w:val="Normal"/>
-              <w:widowControl/>
-              <w:spacing w:before="0" w:after="0"/>
-              <w:jc w:val="left"/>
-              <w:rPr>
-                <w:rFonts w:ascii="Calibri" w:hAnsi="Calibri" w:eastAsia="Calibri" w:cs=""/>
-                <w:kern w:val="0"/>
-                <w:sz w:val="24"/>
-                <w:szCs w:val="24"/>
-                <w:lang w:val="en-GB" w:eastAsia="en-US" w:bidi="ar-SA"/>
-              </w:rPr>
-            </w:pPr>
-            <w:r>
-              <w:rPr>
-                <w:rFonts w:eastAsia="Calibri" w:cs=""/>
-                <w:kern w:val="0"/>
-                <w:sz w:val="24"/>
-                <w:szCs w:val="24"/>
-                <w:lang w:val="en-GB" w:eastAsia="en-US" w:bidi="ar-SA"/>
-              </w:rPr>
-            </w:r>
-          </w:p>
-          <w:p>
-            <w:pPr>
-              <w:pStyle w:val="Normal"/>
-              <w:widowControl/>
-              <w:spacing w:before="0" w:after="0"/>
-              <w:jc w:val="left"/>
-              <w:rPr>
-                <w:rFonts w:ascii="Calibri" w:hAnsi="Calibri" w:eastAsia="Calibri" w:cs=""/>
-                <w:kern w:val="0"/>
-                <w:sz w:val="24"/>
-                <w:szCs w:val="24"/>
-                <w:lang w:val="en-GB" w:eastAsia="en-US" w:bidi="ar-SA"/>
-              </w:rPr>
-            </w:pPr>
-            <w:r>
-              <w:rPr>
-                <w:rFonts w:eastAsia="Calibri" w:cs=""/>
-                <w:kern w:val="0"/>
-                <w:sz w:val="24"/>
-                <w:szCs w:val="24"/>
-                <w:lang w:val="en-GB" w:eastAsia="en-US" w:bidi="ar-SA"/>
-              </w:rPr>
-            </w:r>
-          </w:p>
-          <w:p>
-            <w:pPr>
-              <w:pStyle w:val="Normal"/>
-              <w:widowControl/>
+              <w:suppressAutoHyphens w:val="true"/>
+              <w:spacing w:before="0" w:after="0"/>
+              <w:jc w:val="left"/>
+              <w:rPr>
+                <w:rFonts w:ascii="Calibri" w:hAnsi="Calibri" w:eastAsia="Calibri" w:cs=""/>
+                <w:kern w:val="0"/>
+                <w:sz w:val="24"/>
+                <w:szCs w:val="24"/>
+                <w:lang w:val="en-GB" w:eastAsia="en-US" w:bidi="ar-SA"/>
+              </w:rPr>
+            </w:pPr>
+            <w:r>
+              <w:rPr>
+                <w:rFonts w:eastAsia="Calibri" w:cs=""/>
+                <w:kern w:val="0"/>
+                <w:sz w:val="24"/>
+                <w:szCs w:val="24"/>
+                <w:lang w:val="en-GB" w:eastAsia="en-US" w:bidi="ar-SA"/>
+              </w:rPr>
+            </w:r>
+          </w:p>
+          <w:p>
+            <w:pPr>
+              <w:pStyle w:val="Normal"/>
+              <w:widowControl/>
+              <w:suppressAutoHyphens w:val="true"/>
+              <w:spacing w:before="0" w:after="0"/>
+              <w:jc w:val="left"/>
+              <w:rPr>
+                <w:rFonts w:ascii="Calibri" w:hAnsi="Calibri" w:eastAsia="Calibri" w:cs=""/>
+                <w:kern w:val="0"/>
+                <w:sz w:val="24"/>
+                <w:szCs w:val="24"/>
+                <w:lang w:val="en-GB" w:eastAsia="en-US" w:bidi="ar-SA"/>
+              </w:rPr>
+            </w:pPr>
+            <w:r>
+              <w:rPr>
+                <w:rFonts w:eastAsia="Calibri" w:cs=""/>
+                <w:kern w:val="0"/>
+                <w:sz w:val="24"/>
+                <w:szCs w:val="24"/>
+                <w:lang w:val="en-GB" w:eastAsia="en-US" w:bidi="ar-SA"/>
+              </w:rPr>
+            </w:r>
+          </w:p>
+          <w:p>
+            <w:pPr>
+              <w:pStyle w:val="Normal"/>
+              <w:widowControl/>
+              <w:suppressAutoHyphens w:val="true"/>
+              <w:spacing w:before="0" w:after="0"/>
+              <w:jc w:val="left"/>
+              <w:rPr>
+                <w:rFonts w:ascii="Calibri" w:hAnsi="Calibri" w:eastAsia="Calibri" w:cs=""/>
+                <w:kern w:val="0"/>
+                <w:sz w:val="24"/>
+                <w:szCs w:val="24"/>
+                <w:lang w:val="en-GB" w:eastAsia="en-US" w:bidi="ar-SA"/>
+              </w:rPr>
+            </w:pPr>
+            <w:r>
+              <w:rPr>
+                <w:rFonts w:eastAsia="Calibri" w:cs=""/>
+                <w:kern w:val="0"/>
+                <w:sz w:val="24"/>
+                <w:szCs w:val="24"/>
+                <w:lang w:val="en-GB" w:eastAsia="en-US" w:bidi="ar-SA"/>
+              </w:rPr>
+            </w:r>
+          </w:p>
+          <w:p>
+            <w:pPr>
+              <w:pStyle w:val="Normal"/>
+              <w:widowControl/>
+              <w:suppressAutoHyphens w:val="true"/>
               <w:spacing w:before="0" w:after="0"/>
               <w:jc w:val="left"/>
               <w:rPr>
@@ -1842,6 +1901,7 @@
             <w:pPr>
               <w:pStyle w:val="Normal"/>
               <w:widowControl/>
+              <w:suppressAutoHyphens w:val="true"/>
               <w:spacing w:before="0" w:after="0"/>
               <w:jc w:val="left"/>
               <w:rPr>
@@ -2296,6 +2356,7 @@
     <w:qFormat/>
     <w:pPr>
       <w:widowControl/>
+      <w:suppressAutoHyphens w:val="true"/>
       <w:bidi w:val="0"/>
       <w:spacing w:before="0" w:after="0"/>
       <w:jc w:val="left"/>

--- a/Contribution Declaration Form 2025-26- Group 10.docx
+++ b/Contribution Declaration Form 2025-26- Group 10.docx
@@ -1331,7 +1331,7 @@
                 <w:szCs w:val="24"/>
                 <w:lang w:val="en-GB" w:eastAsia="en-US" w:bidi="ar-SA"/>
               </w:rPr>
-              <w:t>Wrote theory section, found figures</w:t>
+              <w:t>Wrote theory section, found figure</w:t>
             </w:r>
           </w:p>
         </w:tc>
